--- a/TS-Padam/TS-6.4/TS 6.4 Malayalam Pada Paatam Corrections.docx
+++ b/TS-Padam/TS-6.4/TS 6.4 Malayalam Pada Paatam Corrections.docx
@@ -59,10 +59,9 @@
           <w:bCs/>
           <w:sz w:val="32"/>
           <w:szCs w:val="32"/>
-          <w:highlight w:val="red"/>
           <w:u w:val="single"/>
         </w:rPr>
-        <w:t>???</w:t>
+        <w:t>30th April 2026</w:t>
       </w:r>
     </w:p>
     <w:p>
@@ -639,18 +638,7 @@
                 <w:szCs w:val="28"/>
                 <w:lang w:val="en-IN"/>
               </w:rPr>
-              <w:t xml:space="preserve">Line No. </w:t>
-            </w:r>
-            <w:r>
-              <w:rPr>
-                <w:rFonts w:cs="Arial"/>
-                <w:b/>
-                <w:bCs/>
-                <w:sz w:val="28"/>
-                <w:szCs w:val="28"/>
-                <w:lang w:val="en-IN"/>
-              </w:rPr>
-              <w:t>– Last Line</w:t>
+              <w:t>Line No. – Last Line</w:t>
             </w:r>
           </w:p>
           <w:p>
@@ -927,10 +915,7 @@
           <w:u w:val="single"/>
         </w:rPr>
       </w:pPr>
-    </w:p>
-    <w:p>
-      <w:pPr>
-        <w:jc w:val="center"/>
+      <w:r>
         <w:rPr>
           <w:b/>
           <w:bCs/>
@@ -938,7 +923,8 @@
           <w:szCs w:val="32"/>
           <w:u w:val="single"/>
         </w:rPr>
-      </w:pPr>
+        <w:t>==========</w:t>
+      </w:r>
     </w:p>
     <w:p>
       <w:pPr>
@@ -1470,7 +1456,6 @@
                 <w:sz w:val="28"/>
                 <w:szCs w:val="28"/>
               </w:rPr>
-              <w:lastRenderedPageBreak/>
               <w:t>TS 6.4.5.5 - Padam</w:t>
             </w:r>
           </w:p>
@@ -1831,6 +1816,7 @@
                 <w:sz w:val="28"/>
                 <w:szCs w:val="28"/>
               </w:rPr>
+              <w:lastRenderedPageBreak/>
               <w:t>TS 6.4.10.5 - Padam</w:t>
             </w:r>
           </w:p>
@@ -2442,42 +2428,6 @@
         </w:rPr>
         <w:t>====================</w:t>
       </w:r>
-    </w:p>
-    <w:p>
-      <w:pPr>
-        <w:jc w:val="center"/>
-        <w:rPr>
-          <w:b/>
-          <w:bCs/>
-          <w:sz w:val="32"/>
-          <w:szCs w:val="32"/>
-          <w:u w:val="single"/>
-        </w:rPr>
-      </w:pPr>
-    </w:p>
-    <w:p>
-      <w:pPr>
-        <w:jc w:val="center"/>
-        <w:rPr>
-          <w:b/>
-          <w:bCs/>
-          <w:sz w:val="32"/>
-          <w:szCs w:val="32"/>
-          <w:u w:val="single"/>
-        </w:rPr>
-      </w:pPr>
-    </w:p>
-    <w:p>
-      <w:pPr>
-        <w:jc w:val="center"/>
-        <w:rPr>
-          <w:b/>
-          <w:bCs/>
-          <w:sz w:val="32"/>
-          <w:szCs w:val="32"/>
-          <w:u w:val="single"/>
-        </w:rPr>
-      </w:pPr>
     </w:p>
     <w:p>
       <w:pPr>
@@ -2757,8 +2707,9 @@
                 <w:szCs w:val="28"/>
                 <w:lang w:bidi="ta-IN"/>
               </w:rPr>
-              <w:t>TS 6.4.2.1</w:t>
-            </w:r>
+              <w:t xml:space="preserve">TS </w:t>
+            </w:r>
+            <w:proofErr w:type="gramStart"/>
             <w:r>
               <w:rPr>
                 <w:rFonts w:cs="Latha"/>
@@ -2766,7 +2717,26 @@
                 <w:szCs w:val="28"/>
                 <w:lang w:bidi="ta-IN"/>
               </w:rPr>
-              <w:t xml:space="preserve">  - </w:t>
+              <w:t>6.4.2.1</w:t>
+            </w:r>
+            <w:r>
+              <w:rPr>
+                <w:rFonts w:cs="Latha"/>
+                <w:sz w:val="28"/>
+                <w:szCs w:val="28"/>
+                <w:lang w:bidi="ta-IN"/>
+              </w:rPr>
+              <w:t xml:space="preserve">  -</w:t>
+            </w:r>
+            <w:proofErr w:type="gramEnd"/>
+            <w:r>
+              <w:rPr>
+                <w:rFonts w:cs="Latha"/>
+                <w:sz w:val="28"/>
+                <w:szCs w:val="28"/>
+                <w:lang w:bidi="ta-IN"/>
+              </w:rPr>
+              <w:t xml:space="preserve"> </w:t>
             </w:r>
             <w:r>
               <w:rPr>
@@ -3074,7 +3044,6 @@
                 <w:sz w:val="32"/>
                 <w:szCs w:val="32"/>
               </w:rPr>
-              <w:lastRenderedPageBreak/>
               <w:t>(it is hraswam)</w:t>
             </w:r>
           </w:p>
@@ -3105,8 +3074,27 @@
                 <w:szCs w:val="28"/>
                 <w:lang w:bidi="ta-IN"/>
               </w:rPr>
-              <w:lastRenderedPageBreak/>
-              <w:t>TS 6.4.2.6  - Vaakyam</w:t>
+              <w:t xml:space="preserve">TS </w:t>
+            </w:r>
+            <w:proofErr w:type="gramStart"/>
+            <w:r>
+              <w:rPr>
+                <w:rFonts w:cs="Latha"/>
+                <w:sz w:val="28"/>
+                <w:szCs w:val="28"/>
+                <w:lang w:bidi="ta-IN"/>
+              </w:rPr>
+              <w:t>6.4.2.6  -</w:t>
+            </w:r>
+            <w:proofErr w:type="gramEnd"/>
+            <w:r>
+              <w:rPr>
+                <w:rFonts w:cs="Latha"/>
+                <w:sz w:val="28"/>
+                <w:szCs w:val="28"/>
+                <w:lang w:bidi="ta-IN"/>
+              </w:rPr>
+              <w:t xml:space="preserve"> Vaakyam</w:t>
             </w:r>
           </w:p>
           <w:p>
@@ -3433,7 +3421,28 @@
                 <w:szCs w:val="28"/>
                 <w:lang w:bidi="ta-IN"/>
               </w:rPr>
-              <w:t>TS 6.4.2.6  - Padam</w:t>
+              <w:lastRenderedPageBreak/>
+              <w:t xml:space="preserve">TS </w:t>
+            </w:r>
+            <w:proofErr w:type="gramStart"/>
+            <w:r>
+              <w:rPr>
+                <w:rFonts w:cs="Latha"/>
+                <w:sz w:val="28"/>
+                <w:szCs w:val="28"/>
+                <w:lang w:bidi="ta-IN"/>
+              </w:rPr>
+              <w:t>6.4.2.6  -</w:t>
+            </w:r>
+            <w:proofErr w:type="gramEnd"/>
+            <w:r>
+              <w:rPr>
+                <w:rFonts w:cs="Latha"/>
+                <w:sz w:val="28"/>
+                <w:szCs w:val="28"/>
+                <w:lang w:bidi="ta-IN"/>
+              </w:rPr>
+              <w:t xml:space="preserve"> Padam</w:t>
             </w:r>
           </w:p>
           <w:p>
@@ -3721,8 +3730,9 @@
                 <w:szCs w:val="28"/>
                 <w:lang w:bidi="ta-IN"/>
               </w:rPr>
-              <w:t>TS 6.4.4</w:t>
-            </w:r>
+              <w:t xml:space="preserve">TS </w:t>
+            </w:r>
+            <w:proofErr w:type="gramStart"/>
             <w:r>
               <w:rPr>
                 <w:rFonts w:cs="Latha"/>
@@ -3730,7 +3740,26 @@
                 <w:szCs w:val="28"/>
                 <w:lang w:bidi="ta-IN"/>
               </w:rPr>
-              <w:t>.1  - Padam</w:t>
+              <w:t>6.4.4</w:t>
+            </w:r>
+            <w:r>
+              <w:rPr>
+                <w:rFonts w:cs="Latha"/>
+                <w:sz w:val="28"/>
+                <w:szCs w:val="28"/>
+                <w:lang w:bidi="ta-IN"/>
+              </w:rPr>
+              <w:t>.1  -</w:t>
+            </w:r>
+            <w:proofErr w:type="gramEnd"/>
+            <w:r>
+              <w:rPr>
+                <w:rFonts w:cs="Latha"/>
+                <w:sz w:val="28"/>
+                <w:szCs w:val="28"/>
+                <w:lang w:bidi="ta-IN"/>
+              </w:rPr>
+              <w:t xml:space="preserve"> Padam</w:t>
             </w:r>
           </w:p>
           <w:p>
@@ -4152,7 +4181,27 @@
                 <w:szCs w:val="28"/>
                 <w:lang w:bidi="ta-IN"/>
               </w:rPr>
-              <w:t>TS 6.4.5.1  - Padam</w:t>
+              <w:t xml:space="preserve">TS </w:t>
+            </w:r>
+            <w:proofErr w:type="gramStart"/>
+            <w:r>
+              <w:rPr>
+                <w:rFonts w:cs="Latha"/>
+                <w:sz w:val="28"/>
+                <w:szCs w:val="28"/>
+                <w:lang w:bidi="ta-IN"/>
+              </w:rPr>
+              <w:t>6.4.5.1  -</w:t>
+            </w:r>
+            <w:proofErr w:type="gramEnd"/>
+            <w:r>
+              <w:rPr>
+                <w:rFonts w:cs="Latha"/>
+                <w:sz w:val="28"/>
+                <w:szCs w:val="28"/>
+                <w:lang w:bidi="ta-IN"/>
+              </w:rPr>
+              <w:t xml:space="preserve"> Padam</w:t>
             </w:r>
           </w:p>
           <w:p>
@@ -4608,8 +4657,27 @@
                 <w:szCs w:val="28"/>
                 <w:lang w:bidi="ta-IN"/>
               </w:rPr>
-              <w:lastRenderedPageBreak/>
-              <w:t>TS 6.4.5.5  - Vaakyam</w:t>
+              <w:t xml:space="preserve">TS </w:t>
+            </w:r>
+            <w:proofErr w:type="gramStart"/>
+            <w:r>
+              <w:rPr>
+                <w:rFonts w:cs="Latha"/>
+                <w:sz w:val="28"/>
+                <w:szCs w:val="28"/>
+                <w:lang w:bidi="ta-IN"/>
+              </w:rPr>
+              <w:t>6.4.5.5  -</w:t>
+            </w:r>
+            <w:proofErr w:type="gramEnd"/>
+            <w:r>
+              <w:rPr>
+                <w:rFonts w:cs="Latha"/>
+                <w:sz w:val="28"/>
+                <w:szCs w:val="28"/>
+                <w:lang w:bidi="ta-IN"/>
+              </w:rPr>
+              <w:t xml:space="preserve"> Vaakyam</w:t>
             </w:r>
           </w:p>
           <w:p>
@@ -4929,7 +4997,27 @@
                 <w:szCs w:val="28"/>
                 <w:lang w:bidi="ta-IN"/>
               </w:rPr>
-              <w:t>TS 6.4.8.3  - Vaakyam</w:t>
+              <w:t xml:space="preserve">TS </w:t>
+            </w:r>
+            <w:proofErr w:type="gramStart"/>
+            <w:r>
+              <w:rPr>
+                <w:rFonts w:cs="Latha"/>
+                <w:sz w:val="28"/>
+                <w:szCs w:val="28"/>
+                <w:lang w:bidi="ta-IN"/>
+              </w:rPr>
+              <w:t>6.4.8.3  -</w:t>
+            </w:r>
+            <w:proofErr w:type="gramEnd"/>
+            <w:r>
+              <w:rPr>
+                <w:rFonts w:cs="Latha"/>
+                <w:sz w:val="28"/>
+                <w:szCs w:val="28"/>
+                <w:lang w:bidi="ta-IN"/>
+              </w:rPr>
+              <w:t xml:space="preserve"> Vaakyam</w:t>
             </w:r>
           </w:p>
           <w:p>
@@ -5180,7 +5268,28 @@
                 <w:szCs w:val="28"/>
                 <w:lang w:bidi="ta-IN"/>
               </w:rPr>
-              <w:t>TS 6.4.9.3  - Padam</w:t>
+              <w:lastRenderedPageBreak/>
+              <w:t xml:space="preserve">TS </w:t>
+            </w:r>
+            <w:proofErr w:type="gramStart"/>
+            <w:r>
+              <w:rPr>
+                <w:rFonts w:cs="Latha"/>
+                <w:sz w:val="28"/>
+                <w:szCs w:val="28"/>
+                <w:lang w:bidi="ta-IN"/>
+              </w:rPr>
+              <w:t>6.4.9.3  -</w:t>
+            </w:r>
+            <w:proofErr w:type="gramEnd"/>
+            <w:r>
+              <w:rPr>
+                <w:rFonts w:cs="Latha"/>
+                <w:sz w:val="28"/>
+                <w:szCs w:val="28"/>
+                <w:lang w:bidi="ta-IN"/>
+              </w:rPr>
+              <w:t xml:space="preserve"> Padam</w:t>
             </w:r>
           </w:p>
           <w:p>
@@ -5622,8 +5731,9 @@
                 <w:szCs w:val="28"/>
                 <w:lang w:bidi="ta-IN"/>
               </w:rPr>
-              <w:t>TS 6.4.</w:t>
-            </w:r>
+              <w:t xml:space="preserve">TS </w:t>
+            </w:r>
+            <w:proofErr w:type="gramStart"/>
             <w:r>
               <w:rPr>
                 <w:rFonts w:cs="Latha"/>
@@ -5631,6 +5741,15 @@
                 <w:szCs w:val="28"/>
                 <w:lang w:bidi="ta-IN"/>
               </w:rPr>
+              <w:t>6.4.</w:t>
+            </w:r>
+            <w:r>
+              <w:rPr>
+                <w:rFonts w:cs="Latha"/>
+                <w:sz w:val="28"/>
+                <w:szCs w:val="28"/>
+                <w:lang w:bidi="ta-IN"/>
+              </w:rPr>
               <w:t>10</w:t>
             </w:r>
             <w:r>
@@ -5640,7 +5759,17 @@
                 <w:szCs w:val="28"/>
                 <w:lang w:bidi="ta-IN"/>
               </w:rPr>
-              <w:t>.3  - Padam</w:t>
+              <w:t>.3  -</w:t>
+            </w:r>
+            <w:proofErr w:type="gramEnd"/>
+            <w:r>
+              <w:rPr>
+                <w:rFonts w:cs="Latha"/>
+                <w:sz w:val="28"/>
+                <w:szCs w:val="28"/>
+                <w:lang w:bidi="ta-IN"/>
+              </w:rPr>
+              <w:t xml:space="preserve"> Padam</w:t>
             </w:r>
           </w:p>
           <w:p>
@@ -6223,7 +6352,16 @@
                 <w:sz w:val="40"/>
                 <w:szCs w:val="40"/>
               </w:rPr>
-              <w:t xml:space="preserve">bõx˜ | </w:t>
+              <w:t xml:space="preserve">bõx˜ </w:t>
+            </w:r>
+            <w:proofErr w:type="gramStart"/>
+            <w:r>
+              <w:rPr>
+                <w:rFonts w:ascii="BRH Malayalam Extra" w:hAnsi="BRH Malayalam Extra" w:cs="BRH Malayalam Extra"/>
+                <w:sz w:val="40"/>
+                <w:szCs w:val="40"/>
+              </w:rPr>
+              <w:t xml:space="preserve">| </w:t>
             </w:r>
             <w:r>
               <w:rPr>
@@ -6233,6 +6371,7 @@
               </w:rPr>
               <w:t xml:space="preserve"> |</w:t>
             </w:r>
+            <w:proofErr w:type="gramEnd"/>
           </w:p>
         </w:tc>
         <w:tc>
@@ -6417,7 +6556,16 @@
                 <w:sz w:val="40"/>
                 <w:szCs w:val="40"/>
               </w:rPr>
-              <w:t xml:space="preserve">bõx˜ | </w:t>
+              <w:t xml:space="preserve">bõx˜ </w:t>
+            </w:r>
+            <w:proofErr w:type="gramStart"/>
+            <w:r>
+              <w:rPr>
+                <w:rFonts w:ascii="BRH Malayalam Extra" w:hAnsi="BRH Malayalam Extra" w:cs="BRH Malayalam Extra"/>
+                <w:sz w:val="40"/>
+                <w:szCs w:val="40"/>
+              </w:rPr>
+              <w:t xml:space="preserve">| </w:t>
             </w:r>
             <w:r>
               <w:rPr>
@@ -6427,6 +6575,7 @@
               </w:rPr>
               <w:t xml:space="preserve"> |</w:t>
             </w:r>
+            <w:proofErr w:type="gramEnd"/>
           </w:p>
         </w:tc>
       </w:tr>
@@ -6450,9 +6599,56 @@
           <w:szCs w:val="32"/>
           <w:u w:val="single"/>
         </w:rPr>
-        <w:lastRenderedPageBreak/>
         <w:t>==================</w:t>
       </w:r>
+    </w:p>
+    <w:p>
+      <w:pPr>
+        <w:jc w:val="center"/>
+        <w:rPr>
+          <w:b/>
+          <w:bCs/>
+          <w:sz w:val="32"/>
+          <w:szCs w:val="32"/>
+          <w:u w:val="single"/>
+        </w:rPr>
+      </w:pPr>
+    </w:p>
+    <w:p>
+      <w:pPr>
+        <w:jc w:val="center"/>
+        <w:rPr>
+          <w:b/>
+          <w:bCs/>
+          <w:sz w:val="32"/>
+          <w:szCs w:val="32"/>
+          <w:u w:val="single"/>
+        </w:rPr>
+      </w:pPr>
+    </w:p>
+    <w:p>
+      <w:pPr>
+        <w:jc w:val="center"/>
+        <w:rPr>
+          <w:b/>
+          <w:bCs/>
+          <w:sz w:val="32"/>
+          <w:szCs w:val="32"/>
+          <w:u w:val="single"/>
+        </w:rPr>
+      </w:pPr>
+    </w:p>
+    <w:p>
+      <w:pPr>
+        <w:jc w:val="center"/>
+        <w:rPr>
+          <w:b/>
+          <w:bCs/>
+          <w:sz w:val="32"/>
+          <w:szCs w:val="32"/>
+          <w:u w:val="single"/>
+        </w:rPr>
+      </w:pPr>
     </w:p>
     <w:p>
       <w:pPr>
@@ -6473,6 +6669,7 @@
           <w:szCs w:val="32"/>
           <w:u w:val="single"/>
         </w:rPr>
+        <w:lastRenderedPageBreak/>
         <w:t>TS</w:t>
       </w:r>
       <w:r>
@@ -6863,6 +7060,28 @@
     </w:tbl>
     <w:p>
       <w:pPr>
+        <w:jc w:val="center"/>
+        <w:rPr>
+          <w:b/>
+          <w:bCs/>
+          <w:sz w:val="32"/>
+          <w:szCs w:val="32"/>
+          <w:u w:val="single"/>
+        </w:rPr>
+      </w:pPr>
+      <w:r>
+        <w:rPr>
+          <w:b/>
+          <w:bCs/>
+          <w:sz w:val="32"/>
+          <w:szCs w:val="32"/>
+          <w:u w:val="single"/>
+        </w:rPr>
+        <w:t>==================</w:t>
+      </w:r>
+    </w:p>
+    <w:p>
+      <w:pPr>
         <w:spacing w:before="0" w:line="240" w:lineRule="auto"/>
         <w:jc w:val="center"/>
         <w:rPr>
@@ -6870,13 +7089,6 @@
           <w:sz w:val="32"/>
         </w:rPr>
       </w:pPr>
-      <w:r>
-        <w:rPr>
-          <w:b/>
-          <w:sz w:val="32"/>
-        </w:rPr>
-        <w:t>================</w:t>
-      </w:r>
     </w:p>
     <w:sectPr>
       <w:headerReference w:type="even" r:id="rId7"/>
@@ -6924,6 +7136,7 @@
       <w:pBdr>
         <w:top w:val="single" w:sz="4" w:space="1" w:color="auto"/>
       </w:pBdr>
+      <w:jc w:val="right"/>
       <w:rPr>
         <w:b/>
         <w:bCs/>
@@ -7105,6 +7318,7 @@
       <w:pBdr>
         <w:top w:val="single" w:sz="4" w:space="1" w:color="auto"/>
       </w:pBdr>
+      <w:jc w:val="right"/>
       <w:rPr>
         <w:b/>
         <w:bCs/>
